--- a/dist/exports/sets-and-relations_revision_notes.docx
+++ b/dist/exports/sets-and-relations_revision_notes.docx
@@ -189,7 +189,7 @@
                 <w:color w:val="2D3748"/>
                 <w:sz w:val="19"/>
               </w:rPr>
-              <w:t>Sets And Relations - Core Application</w:t>
+              <w:t>Equivalence Relations (Reflexive, Symmetric, Transitive)</w:t>
             </w:r>
           </w:p>
         </w:tc>
@@ -209,7 +209,7 @@
               <w:rPr>
                 <w:sz w:val="19"/>
               </w:rPr>
-              <w:t>117 PYQs</w:t>
+              <w:t>78 PYQs</w:t>
             </w:r>
           </w:p>
         </w:tc>
@@ -230,7 +230,94 @@
                 <w:color w:val="718096"/>
                 <w:sz w:val="19"/>
               </w:rPr>
-              <w:t>General Concept</w:t>
+              <w:t>Relations</w:t>
+            </w:r>
+          </w:p>
+        </w:tc>
+      </w:tr>
+      <w:tr>
+        <w:tc>
+          <w:tcPr>
+            <w:tcW w:type="dxa" w:w="2160"/>
+            <w:shd w:fill="FFFFFF"/>
+            <w:tcMar>
+              <w:top w:w="80" w:type="dxa"/>
+              <w:bottom w:w="80" w:type="dxa"/>
+              <w:left w:w="150" w:type="dxa"/>
+              <w:right w:w="150" w:type="dxa"/>
+            </w:tcMar>
+          </w:tcPr>
+          <w:p>
+            <w:r>
+              <w:rPr>
+                <w:b/>
+                <w:color w:val="C53030"/>
+                <w:sz w:val="19"/>
+              </w:rPr>
+              <w:t>Very High</w:t>
+            </w:r>
+          </w:p>
+        </w:tc>
+        <w:tc>
+          <w:tcPr>
+            <w:tcW w:type="dxa" w:w="4320"/>
+            <w:shd w:fill="FFFFFF"/>
+            <w:tcMar>
+              <w:top w:w="80" w:type="dxa"/>
+              <w:bottom w:w="80" w:type="dxa"/>
+              <w:left w:w="150" w:type="dxa"/>
+              <w:right w:w="150" w:type="dxa"/>
+            </w:tcMar>
+          </w:tcPr>
+          <w:p>
+            <w:r>
+              <w:rPr>
+                <w:b/>
+                <w:color w:val="2D3748"/>
+                <w:sz w:val="19"/>
+              </w:rPr>
+              <w:t>Set Operations &amp; Venn Diagram Principle</w:t>
+            </w:r>
+          </w:p>
+        </w:tc>
+        <w:tc>
+          <w:tcPr>
+            <w:tcW w:type="dxa" w:w="1728"/>
+            <w:shd w:fill="FFFFFF"/>
+            <w:tcMar>
+              <w:top w:w="80" w:type="dxa"/>
+              <w:bottom w:w="80" w:type="dxa"/>
+              <w:left w:w="150" w:type="dxa"/>
+              <w:right w:w="150" w:type="dxa"/>
+            </w:tcMar>
+          </w:tcPr>
+          <w:p>
+            <w:r>
+              <w:rPr>
+                <w:sz w:val="19"/>
+              </w:rPr>
+              <w:t>44 PYQs</w:t>
+            </w:r>
+          </w:p>
+        </w:tc>
+        <w:tc>
+          <w:tcPr>
+            <w:tcW w:type="dxa" w:w="1872"/>
+            <w:shd w:fill="FFFFFF"/>
+            <w:tcMar>
+              <w:top w:w="80" w:type="dxa"/>
+              <w:bottom w:w="80" w:type="dxa"/>
+              <w:left w:w="150" w:type="dxa"/>
+              <w:right w:w="150" w:type="dxa"/>
+            </w:tcMar>
+          </w:tcPr>
+          <w:p>
+            <w:r>
+              <w:rPr>
+                <w:color w:val="718096"/>
+                <w:sz w:val="19"/>
+              </w:rPr>
+              <w:t>Set Theory</w:t>
             </w:r>
           </w:p>
         </w:tc>
@@ -311,6 +398,98 @@
           </w:p>
         </w:tc>
       </w:tr>
+      <w:tr>
+        <w:tc>
+          <w:tcPr>
+            <w:tcW w:type="dxa" w:w="3600"/>
+            <w:shd w:fill="F7FAFC"/>
+            <w:tcMar>
+              <w:top w:w="100" w:type="dxa"/>
+              <w:bottom w:w="100" w:type="dxa"/>
+              <w:left w:w="150" w:type="dxa"/>
+              <w:right w:w="150" w:type="dxa"/>
+            </w:tcMar>
+          </w:tcPr>
+          <w:p>
+            <w:r>
+              <w:rPr>
+                <w:b/>
+                <w:color w:val="1A365D"/>
+                <w:sz w:val="19"/>
+              </w:rPr>
+              <w:t>Equivalence Relations (Reflexive, Symmetric, Transitive)</w:t>
+            </w:r>
+          </w:p>
+        </w:tc>
+        <w:tc>
+          <w:tcPr>
+            <w:tcW w:type="dxa" w:w="6480"/>
+            <w:shd w:fill="F7FAFC"/>
+            <w:tcMar>
+              <w:top w:w="100" w:type="dxa"/>
+              <w:bottom w:w="100" w:type="dxa"/>
+              <w:left w:w="150" w:type="dxa"/>
+              <w:right w:w="150" w:type="dxa"/>
+            </w:tcMar>
+          </w:tcPr>
+          <w:p>
+            <w:r>
+              <w:rPr>
+                <w:rFonts w:ascii="Cambria Math" w:hAnsi="Cambria Math"/>
+                <w:color w:val="2D3748"/>
+                <w:sz w:val="19"/>
+              </w:rPr>
+              <w:t>\text{Reflexive: } \forall a \in A, (a,a) \in R, \quad \text{Symmetric: } (a,b) \in R \implies (b,a) \in R, \quad \text{Transitive: } (a,b),(b,c) \in R \implies (a,c) \in R</w:t>
+            </w:r>
+          </w:p>
+        </w:tc>
+      </w:tr>
+      <w:tr>
+        <w:tc>
+          <w:tcPr>
+            <w:tcW w:type="dxa" w:w="3600"/>
+            <w:shd w:fill="FFFFFF"/>
+            <w:tcMar>
+              <w:top w:w="100" w:type="dxa"/>
+              <w:bottom w:w="100" w:type="dxa"/>
+              <w:left w:w="150" w:type="dxa"/>
+              <w:right w:w="150" w:type="dxa"/>
+            </w:tcMar>
+          </w:tcPr>
+          <w:p>
+            <w:r>
+              <w:rPr>
+                <w:b/>
+                <w:color w:val="1A365D"/>
+                <w:sz w:val="19"/>
+              </w:rPr>
+              <w:t>Set Operations &amp; Venn Diagram Principle</w:t>
+            </w:r>
+          </w:p>
+        </w:tc>
+        <w:tc>
+          <w:tcPr>
+            <w:tcW w:type="dxa" w:w="6480"/>
+            <w:shd w:fill="FFFFFF"/>
+            <w:tcMar>
+              <w:top w:w="100" w:type="dxa"/>
+              <w:bottom w:w="100" w:type="dxa"/>
+              <w:left w:w="150" w:type="dxa"/>
+              <w:right w:w="150" w:type="dxa"/>
+            </w:tcMar>
+          </w:tcPr>
+          <w:p>
+            <w:r>
+              <w:rPr>
+                <w:rFonts w:ascii="Cambria Math" w:hAnsi="Cambria Math"/>
+                <w:color w:val="2D3748"/>
+                <w:sz w:val="19"/>
+              </w:rPr>
+              <w:t>n(A \cup B) = n(A) + n(B) - n(A \cap B), \quad n(A \cup B \cup C) = \Sigma n(A) - \Sigma n(A \cap B) + n(A \cap B \cap C)</w:t>
+            </w:r>
+          </w:p>
+        </w:tc>
+      </w:tr>
     </w:tbl>
     <w:p>
       <w:pPr>
@@ -338,7 +517,7 @@
           <w:color w:val="2B6CB0"/>
           <w:sz w:val="24"/>
         </w:rPr>
-        <w:t>3.1 Sets And Relations - Core Application (Very High Yield — 117 PYQs)</w:t>
+        <w:t>3.1 Equivalence Relations (Reflexive, Symmetric, Transitive) (Very High Yield — 78 PYQs)</w:t>
       </w:r>
     </w:p>
     <w:p>
@@ -353,7 +532,7 @@
         <w:rPr>
           <w:sz w:val="20"/>
         </w:rPr>
-        <w:t>Key problem pattern in Sets And Relations.</w:t>
+        <w:t>Formal definitions of binary relations on sets, properties for equivalence, and total number of reflexive relations 2^n^2 - n.</w:t>
       </w:r>
     </w:p>
     <w:tbl>
@@ -391,7 +570,7 @@
                 <w:color w:val="2D3748"/>
                 <w:sz w:val="19"/>
               </w:rPr>
-              <w:t>Watch for algebraic and sign errors.</w:t>
+              <w:t>A relation is vacuously transitive if there are no pairs (a,b) and (b,c) with distinct elements to contradict transitivity.</w:t>
             </w:r>
           </w:p>
         </w:tc>
@@ -432,7 +611,7 @@
                 <w:color w:val="2D3748"/>
                 <w:sz w:val="19"/>
               </w:rPr>
-              <w:t>Verify dimensions and boundary conditions.</w:t>
+              <w:t>Total number of relations on set of n elements is 2^n^2; total number of symmetric relations is 2^n(n+1)/2.</w:t>
             </w:r>
           </w:p>
         </w:tc>
@@ -488,6 +667,187 @@
           <w:b/>
           <w:sz w:val="18"/>
         </w:rPr>
+        <w:t xml:space="preserve">[2026 Morning Shift] Q#1 (MCQ): </w:t>
+      </w:r>
+      <w:r>
+        <w:rPr>
+          <w:sz w:val="18"/>
+        </w:rPr>
+        <w:t xml:space="preserve">"The number of relations, defined on the set a,b,c,d , which are both reflexive and symmetric, is equal to:..."  </w:t>
+      </w:r>
+      <w:r>
+        <w:rPr>
+          <w:b/>
+          <w:color w:val="2B6CB0"/>
+          <w:sz w:val="18"/>
+        </w:rPr>
+        <w:t>[Ans: N/A]</w:t>
+      </w:r>
+    </w:p>
+    <w:p>
+      <w:pPr>
+        <w:pStyle w:val="ListBullet"/>
+        <w:spacing w:after="40"/>
+      </w:pPr>
+      <w:r>
+        <w:rPr>
+          <w:b/>
+          <w:sz w:val="18"/>
+        </w:rPr>
+        <w:t xml:space="preserve">[2026 Morning Shift] Q#2 (MCQ): </w:t>
+      </w:r>
+      <w:r>
+        <w:rPr>
+          <w:sz w:val="18"/>
+        </w:rPr>
+        <w:t xml:space="preserve">"Let R be a relation defined on the set 1,2,3,4 × 1,2,3,4 by R=((a,b),(c,d)):2a+3b=3c+4d. Then the number of elements in R i..."  </w:t>
+      </w:r>
+      <w:r>
+        <w:rPr>
+          <w:b/>
+          <w:color w:val="2B6CB0"/>
+          <w:sz w:val="18"/>
+        </w:rPr>
+        <w:t>[Ans: N/A]</w:t>
+      </w:r>
+    </w:p>
+    <w:p>
+      <w:pPr>
+        <w:spacing w:after="120"/>
+      </w:pPr>
+    </w:p>
+    <w:p>
+      <w:pPr>
+        <w:pStyle w:val="Heading2"/>
+      </w:pPr>
+      <w:r>
+        <w:rPr>
+          <w:color w:val="2B6CB0"/>
+          <w:sz w:val="24"/>
+        </w:rPr>
+        <w:t>3.2 Set Operations &amp; Venn Diagram Principle (Very High Yield — 44 PYQs)</w:t>
+      </w:r>
+    </w:p>
+    <w:p>
+      <w:r>
+        <w:rPr>
+          <w:b/>
+          <w:sz w:val="20"/>
+        </w:rPr>
+        <w:t xml:space="preserve">Core Principle: </w:t>
+      </w:r>
+      <w:r>
+        <w:rPr>
+          <w:sz w:val="20"/>
+        </w:rPr>
+        <w:t>Inclusion-exclusion principle for cardinality, De Morgan's set identities, and power set cardinality 2^n.</w:t>
+      </w:r>
+    </w:p>
+    <w:tbl>
+      <w:tblPr>
+        <w:tblW w:type="auto" w:w="0"/>
+        <w:jc w:val="center"/>
+        <w:tblLook w:firstColumn="1" w:firstRow="1" w:lastColumn="0" w:lastRow="0" w:noHBand="0" w:noVBand="1" w:val="04A0"/>
+      </w:tblPr>
+      <w:tblGrid>
+        <w:gridCol w:w="10080"/>
+      </w:tblGrid>
+      <w:tr>
+        <w:tc>
+          <w:tcPr>
+            <w:tcW w:type="dxa" w:w="10080"/>
+            <w:shd w:fill="FFF5F5"/>
+            <w:tcMar>
+              <w:top w:w="100" w:type="dxa"/>
+              <w:bottom w:w="100" w:type="dxa"/>
+              <w:left w:w="150" w:type="dxa"/>
+              <w:right w:w="150" w:type="dxa"/>
+            </w:tcMar>
+          </w:tcPr>
+          <w:p>
+            <w:r>
+              <w:rPr>
+                <w:b/>
+                <w:color w:val="C53030"/>
+                <w:sz w:val="19"/>
+              </w:rPr>
+              <w:t xml:space="preserve">⚠️ Common Trap / JEE Pitfall: </w:t>
+            </w:r>
+            <w:r>
+              <w:rPr>
+                <w:color w:val="2D3748"/>
+                <w:sz w:val="19"/>
+              </w:rPr>
+              <w:t>If set A has n elements, the number of proper subsets is 2^n - 1 (excluding the set itself).</w:t>
+            </w:r>
+          </w:p>
+        </w:tc>
+      </w:tr>
+    </w:tbl>
+    <w:tbl>
+      <w:tblPr>
+        <w:tblW w:type="auto" w:w="0"/>
+        <w:jc w:val="center"/>
+        <w:tblLook w:firstColumn="1" w:firstRow="1" w:lastColumn="0" w:lastRow="0" w:noHBand="0" w:noVBand="1" w:val="04A0"/>
+      </w:tblPr>
+      <w:tblGrid>
+        <w:gridCol w:w="10080"/>
+      </w:tblGrid>
+      <w:tr>
+        <w:tc>
+          <w:tcPr>
+            <w:tcW w:type="dxa" w:w="10080"/>
+            <w:shd w:fill="F0FFF4"/>
+            <w:tcMar>
+              <w:top w:w="100" w:type="dxa"/>
+              <w:bottom w:w="100" w:type="dxa"/>
+              <w:left w:w="150" w:type="dxa"/>
+              <w:right w:w="150" w:type="dxa"/>
+            </w:tcMar>
+          </w:tcPr>
+          <w:p>
+            <w:r>
+              <w:rPr>
+                <w:b/>
+                <w:color w:val="276749"/>
+                <w:sz w:val="19"/>
+              </w:rPr>
+              <w:t xml:space="preserve">💡 Speed Hack / Trick: </w:t>
+            </w:r>
+            <w:r>
+              <w:rPr>
+                <w:color w:val="2D3748"/>
+                <w:sz w:val="19"/>
+              </w:rPr>
+              <w:t>Number of elements belonging to EXACTLY two of three sets: Σ n(A \cap B) - 3n(A \cap B \cap C).</w:t>
+            </w:r>
+          </w:p>
+        </w:tc>
+      </w:tr>
+    </w:tbl>
+    <w:p>
+      <w:pPr>
+        <w:spacing w:before="120" w:after="40"/>
+      </w:pPr>
+      <w:r>
+        <w:rPr>
+          <w:b/>
+          <w:color w:val="1A365D"/>
+          <w:sz w:val="19"/>
+        </w:rPr>
+        <w:t>Source PYQs testing this concept:</w:t>
+      </w:r>
+    </w:p>
+    <w:p>
+      <w:pPr>
+        <w:pStyle w:val="ListBullet"/>
+        <w:spacing w:after="40"/>
+      </w:pPr>
+      <w:r>
+        <w:rPr>
+          <w:b/>
+          <w:sz w:val="18"/>
+        </w:rPr>
         <w:t xml:space="preserve">[2026 Evening Shift] Q#1 (MCQ): </w:t>
       </w:r>
       <w:r>
@@ -515,13 +875,13 @@
           <w:b/>
           <w:sz w:val="18"/>
         </w:rPr>
-        <w:t xml:space="preserve">[2026 Morning Shift] Q#1 (MCQ): </w:t>
+        <w:t xml:space="preserve">[2026 Evening Shift] Q#1 (Numerical): </w:t>
       </w:r>
       <w:r>
         <w:rPr>
           <w:sz w:val="18"/>
         </w:rPr>
-        <w:t xml:space="preserve">"The number of relations, defined on the set a,b,c,d , which are both reflexive and symmetric, is equal to:..."  </w:t>
+        <w:t xml:space="preserve">"Let S be the set of the first 11 natural numbers. Then the number of elements in A=B⊆S:n(B)⩾2 and the product of all elements of B is e..."  </w:t>
       </w:r>
       <w:r>
         <w:rPr>
@@ -529,7 +889,34 @@
           <w:color w:val="2B6CB0"/>
           <w:sz w:val="18"/>
         </w:rPr>
-        <w:t>[Ans: N/A]</w:t>
+        <w:t>[Ans: 1979]</w:t>
+      </w:r>
+    </w:p>
+    <w:p>
+      <w:pPr>
+        <w:pStyle w:val="ListBullet"/>
+        <w:spacing w:after="40"/>
+      </w:pPr>
+      <w:r>
+        <w:rPr>
+          <w:b/>
+          <w:sz w:val="18"/>
+        </w:rPr>
+        <w:t xml:space="preserve">[2026 Evening Shift] Q#3 (MCQ): </w:t>
+      </w:r>
+      <w:r>
+        <w:rPr>
+          <w:sz w:val="18"/>
+        </w:rPr>
+        <w:t xml:space="preserve">"Let A=x:|x^2-10| ≤ 6 and B=x:|x-2|&gt;1 . Then..."  </w:t>
+      </w:r>
+      <w:r>
+        <w:rPr>
+          <w:b/>
+          <w:color w:val="2B6CB0"/>
+          <w:sz w:val="18"/>
+        </w:rPr>
+        <w:t>[Ans: B]</w:t>
       </w:r>
     </w:p>
     <w:p>
@@ -612,6 +999,79 @@
               <w:t>Solution Analysis:</w:t>
               <w:br/>
               <w:t>Let S=1,2,...,11 . The product of all elements of B is even iff B contains at least one even number. Evens in S : 5 ( 2,4,6,8,10 ) Odds in S : 6 Number of subsets containing at least one even: 2^11-2^6=2048-64=1984 (we subtract the subsets made only of odds). Now enforce n(B) ≥ 2 : subtract the 5 singleton subsets 2,4,6,8,10 . 1984-5=1979 1979</w:t>
+            </w:r>
+          </w:p>
+        </w:tc>
+      </w:tr>
+    </w:tbl>
+    <w:p>
+      <w:pPr>
+        <w:spacing w:after="120"/>
+      </w:pPr>
+    </w:p>
+    <w:p>
+      <w:pPr>
+        <w:spacing w:before="160" w:after="40"/>
+      </w:pPr>
+      <w:r>
+        <w:rPr>
+          <w:b/>
+          <w:color w:val="1A365D"/>
+          <w:sz w:val="22"/>
+        </w:rPr>
+        <w:t>Benchmark Problem 2: JEE Main 2025 (Online) 22nd January Evening Shift (Q#1)</w:t>
+      </w:r>
+    </w:p>
+    <w:p>
+      <w:pPr>
+        <w:spacing w:after="80"/>
+      </w:pPr>
+      <w:r>
+        <w:rPr>
+          <w:sz w:val="20"/>
+        </w:rPr>
+        <w:t>Let A=1,2,3 . The number of relations on A , containing (1,2) and (2,3) , which are reflexive and transitive but not symmetric, is _________.</w:t>
+      </w:r>
+    </w:p>
+    <w:tbl>
+      <w:tblPr>
+        <w:tblW w:type="auto" w:w="0"/>
+        <w:jc w:val="center"/>
+        <w:tblLook w:firstColumn="1" w:firstRow="1" w:lastColumn="0" w:lastRow="0" w:noHBand="0" w:noVBand="1" w:val="04A0"/>
+      </w:tblPr>
+      <w:tblGrid>
+        <w:gridCol w:w="10080"/>
+      </w:tblGrid>
+      <w:tr>
+        <w:tc>
+          <w:tcPr>
+            <w:tcW w:type="dxa" w:w="10080"/>
+            <w:shd w:fill="F7FAFC"/>
+            <w:tcMar>
+              <w:top w:w="100" w:type="dxa"/>
+              <w:bottom w:w="100" w:type="dxa"/>
+              <w:left w:w="150" w:type="dxa"/>
+              <w:right w:w="150" w:type="dxa"/>
+            </w:tcMar>
+          </w:tcPr>
+          <w:p>
+            <w:r>
+              <w:rPr>
+                <w:b/>
+                <w:color w:val="1A365D"/>
+                <w:sz w:val="19"/>
+              </w:rPr>
+              <w:t>Correct Answer: 3</w:t>
+              <w:br/>
+            </w:r>
+            <w:r>
+              <w:rPr>
+                <w:color w:val="2D3748"/>
+                <w:sz w:val="18"/>
+              </w:rPr>
+              <w:t>Solution Analysis:</w:t>
+              <w:br/>
+              <w:t>Transitivity (1,2) ∈ R,(2,3) ∈ R ⇒ (1,3) ∈ R For reflexive (1,1),(2,2)(3,3) ∈ R Now (2,1),(3,2),(3,1) (3,1) cannot be taken (1) (2,1) taken and (3,2) not taken (2) (3,2) taken and (2,1) not taken (3) Both not taken therefore 3 relations are possible.</w:t>
             </w:r>
           </w:p>
         </w:tc>

--- a/dist/exports/sets-and-relations_revision_notes.docx
+++ b/dist/exports/sets-and-relations_revision_notes.docx
@@ -209,7 +209,7 @@
               <w:rPr>
                 <w:sz w:val="19"/>
               </w:rPr>
-              <w:t>78 PYQs</w:t>
+              <w:t>100 PYQs</w:t>
             </w:r>
           </w:p>
         </w:tc>
@@ -296,7 +296,7 @@
               <w:rPr>
                 <w:sz w:val="19"/>
               </w:rPr>
-              <w:t>44 PYQs</w:t>
+              <w:t>17 PYQs</w:t>
             </w:r>
           </w:p>
         </w:tc>
@@ -517,7 +517,7 @@
           <w:color w:val="2B6CB0"/>
           <w:sz w:val="24"/>
         </w:rPr>
-        <w:t>3.1 Equivalence Relations (Reflexive, Symmetric, Transitive) (Very High Yield — 78 PYQs)</w:t>
+        <w:t>3.1 Equivalence Relations (Reflexive, Symmetric, Transitive) (Very High Yield — 100 PYQs)</w:t>
       </w:r>
     </w:p>
     <w:p>
@@ -667,13 +667,13 @@
           <w:b/>
           <w:sz w:val="18"/>
         </w:rPr>
-        <w:t xml:space="preserve">[2026 Morning Shift] Q#1 (MCQ): </w:t>
+        <w:t xml:space="preserve">[2026 Evening Shift] Q#1 (MCQ): </w:t>
       </w:r>
       <w:r>
         <w:rPr>
           <w:sz w:val="18"/>
         </w:rPr>
-        <w:t xml:space="preserve">"The number of relations, defined on the set a,b,c,d , which are both reflexive and symmetric, is equal to:..."  </w:t>
+        <w:t xml:space="preserve">"The number of elements in the relation R=(x,y):4x^2+y^2&lt;52,x,y ∈ Z is..."  </w:t>
       </w:r>
       <w:r>
         <w:rPr>
@@ -694,13 +694,13 @@
           <w:b/>
           <w:sz w:val="18"/>
         </w:rPr>
-        <w:t xml:space="preserve">[2026 Morning Shift] Q#2 (MCQ): </w:t>
+        <w:t xml:space="preserve">[2026 Morning Shift] Q#1 (MCQ): </w:t>
       </w:r>
       <w:r>
         <w:rPr>
           <w:sz w:val="18"/>
         </w:rPr>
-        <w:t xml:space="preserve">"Let R be a relation defined on the set 1,2,3,4 × 1,2,3,4 by R=((a,b),(c,d)):2a+3b=3c+4d. Then the number of elements in R i..."  </w:t>
+        <w:t xml:space="preserve">"The number of relations, defined on the set a,b,c,d , which are both reflexive and symmetric, is equal to:..."  </w:t>
       </w:r>
       <w:r>
         <w:rPr>
@@ -725,7 +725,7 @@
           <w:color w:val="2B6CB0"/>
           <w:sz w:val="24"/>
         </w:rPr>
-        <w:t>3.2 Set Operations &amp; Venn Diagram Principle (Very High Yield — 44 PYQs)</w:t>
+        <w:t>3.2 Set Operations &amp; Venn Diagram Principle (Very High Yield — 17 PYQs)</w:t>
       </w:r>
     </w:p>
     <w:p>
@@ -848,13 +848,40 @@
           <w:b/>
           <w:sz w:val="18"/>
         </w:rPr>
-        <w:t xml:space="preserve">[2026 Evening Shift] Q#1 (MCQ): </w:t>
+        <w:t xml:space="preserve">[2026 Evening Shift] Q#3 (MCQ): </w:t>
       </w:r>
       <w:r>
         <w:rPr>
           <w:sz w:val="18"/>
         </w:rPr>
-        <w:t xml:space="preserve">"The number of elements in the relation R=(x,y):4x^2+y^2&lt;52,x,y ∈ Z is..."  </w:t>
+        <w:t xml:space="preserve">"Let A=x:|x^2-10| ≤ 6 and B=x:|x-2|&gt;1 . Then..."  </w:t>
+      </w:r>
+      <w:r>
+        <w:rPr>
+          <w:b/>
+          <w:color w:val="2B6CB0"/>
+          <w:sz w:val="18"/>
+        </w:rPr>
+        <w:t>[Ans: B]</w:t>
+      </w:r>
+    </w:p>
+    <w:p>
+      <w:pPr>
+        <w:pStyle w:val="ListBullet"/>
+        <w:spacing w:after="40"/>
+      </w:pPr>
+      <w:r>
+        <w:rPr>
+          <w:b/>
+          <w:sz w:val="18"/>
+        </w:rPr>
+        <w:t xml:space="preserve">[2025 Evening Shift] Q#3 (MCQ): </w:t>
+      </w:r>
+      <w:r>
+        <w:rPr>
+          <w:sz w:val="18"/>
+        </w:rPr>
+        <w:t xml:space="preserve">"Let A = { ( α,β ) ∈ ℝ × ℝ : | α - 1| ≤ 4 and | β - 5| ≤ 6 } and B = { ( α,β ) $\in ℝ \ti..."  </w:t>
       </w:r>
       <w:r>
         <w:rPr>
@@ -875,13 +902,13 @@
           <w:b/>
           <w:sz w:val="18"/>
         </w:rPr>
-        <w:t xml:space="preserve">[2026 Evening Shift] Q#1 (Numerical): </w:t>
+        <w:t xml:space="preserve">[2025 Morning Shift] Q#3 (Numerical): </w:t>
       </w:r>
       <w:r>
         <w:rPr>
           <w:sz w:val="18"/>
         </w:rPr>
-        <w:t xml:space="preserve">"Let S be the set of the first 11 natural numbers. Then the number of elements in A=B⊆S:n(B)⩾2 and the product of all elements of B is e..."  </w:t>
+        <w:t xml:space="preserve">"For n ≥ 2 , let S_(n) denote the set of all subsets of 1,2,...,n with no two consecutive numbers. For example ${1,3,5} \in S_{6}..."  </w:t>
       </w:r>
       <w:r>
         <w:rPr>
@@ -889,34 +916,7 @@
           <w:color w:val="2B6CB0"/>
           <w:sz w:val="18"/>
         </w:rPr>
-        <w:t>[Ans: 1979]</w:t>
-      </w:r>
-    </w:p>
-    <w:p>
-      <w:pPr>
-        <w:pStyle w:val="ListBullet"/>
-        <w:spacing w:after="40"/>
-      </w:pPr>
-      <w:r>
-        <w:rPr>
-          <w:b/>
-          <w:sz w:val="18"/>
-        </w:rPr>
-        <w:t xml:space="preserve">[2026 Evening Shift] Q#3 (MCQ): </w:t>
-      </w:r>
-      <w:r>
-        <w:rPr>
-          <w:sz w:val="18"/>
-        </w:rPr>
-        <w:t xml:space="preserve">"Let A=x:|x^2-10| ≤ 6 and B=x:|x-2|&gt;1 . Then..."  </w:t>
-      </w:r>
-      <w:r>
-        <w:rPr>
-          <w:b/>
-          <w:color w:val="2B6CB0"/>
-          <w:sz w:val="18"/>
-        </w:rPr>
-        <w:t>[Ans: B]</w:t>
+        <w:t>[Ans: 13]</w:t>
       </w:r>
     </w:p>
     <w:p>
@@ -1019,7 +1019,7 @@
           <w:color w:val="1A365D"/>
           <w:sz w:val="22"/>
         </w:rPr>
-        <w:t>Benchmark Problem 2: JEE Main 2025 (Online) 22nd January Evening Shift (Q#1)</w:t>
+        <w:t>Benchmark Problem 2: JEE Main 2026 (Online) 21st January Evening Shift (Q#3)</w:t>
       </w:r>
     </w:p>
     <w:p>
@@ -1030,7 +1030,57 @@
         <w:rPr>
           <w:sz w:val="20"/>
         </w:rPr>
-        <w:t>Let A=1,2,3 . The number of relations on A , containing (1,2) and (2,3) , which are reflexive and transitive but not symmetric, is _________.</w:t>
+        <w:t>Let A=x:|x^2-10| ≤ 6 and B=x:|x-2|&gt;1 . Then</w:t>
+      </w:r>
+    </w:p>
+    <w:p>
+      <w:pPr>
+        <w:pStyle w:val="ListBullet"/>
+        <w:spacing w:after="20"/>
+      </w:pPr>
+      <w:r>
+        <w:rPr>
+          <w:sz w:val="19"/>
+        </w:rPr>
+        <w:t>(A) A∪B=(-∞,1]∪(2,∞)</w:t>
+      </w:r>
+    </w:p>
+    <w:p>
+      <w:pPr>
+        <w:pStyle w:val="ListBullet"/>
+        <w:spacing w:after="20"/>
+      </w:pPr>
+      <w:r>
+        <w:rPr>
+          <w:b/>
+          <w:color w:val="276749"/>
+          <w:sz w:val="19"/>
+        </w:rPr>
+        <w:t>(B) B-A=(-∞,-4)∪(-2,1)∪(4,∞)</w:t>
+      </w:r>
+    </w:p>
+    <w:p>
+      <w:pPr>
+        <w:pStyle w:val="ListBullet"/>
+        <w:spacing w:after="20"/>
+      </w:pPr>
+      <w:r>
+        <w:rPr>
+          <w:sz w:val="19"/>
+        </w:rPr>
+        <w:t>(C) A-B=[2,3)</w:t>
+      </w:r>
+    </w:p>
+    <w:p>
+      <w:pPr>
+        <w:pStyle w:val="ListBullet"/>
+        <w:spacing w:after="20"/>
+      </w:pPr>
+      <w:r>
+        <w:rPr>
+          <w:sz w:val="19"/>
+        </w:rPr>
+        <w:t>(D) A∩B=[-4,-2]∪[3,4]</w:t>
       </w:r>
     </w:p>
     <w:tbl>
@@ -1061,7 +1111,7 @@
                 <w:color w:val="1A365D"/>
                 <w:sz w:val="19"/>
               </w:rPr>
-              <w:t>Correct Answer: 3</w:t>
+              <w:t>Correct Answer: B</w:t>
               <w:br/>
             </w:r>
             <w:r>
@@ -1071,7 +1121,7 @@
               </w:rPr>
               <w:t>Solution Analysis:</w:t>
               <w:br/>
-              <w:t>Transitivity (1,2) ∈ R,(2,3) ∈ R ⇒ (1,3) ∈ R For reflexive (1,1),(2,2)(3,3) ∈ R Now (2,1),(3,2),(3,1) (3,1) cannot be taken (1) (2,1) taken and (3,2) not taken (2) (3,2) taken and (2,1) not taken (3) Both not taken therefore 3 relations are possible.</w:t>
+              <w:t>For set A , we have the inequality: |x^2-10| ≤ 6 This means that the expression inside the modulus lies between -6 and 6 : -6 ≤ x^2-10 ≤ 6 By adding 10 to all parts of the inequality, we get: 4 ≤ x^2 ≤ 16 Taking the square root gives us the range for |x| : 2 ≤ |x| ≤ 4 This tells us that the value of x can be positive or negative, giving us the intervals: A=[-4,-2]∪[2,4] Now, let's find the elements of set B from its inequality: |x-2|&gt;1 This breaks down into two conditions: x-2&lt;-1orx-2&gt;1 Solving these, we get: x&lt;1orx&gt;3 Writing this in interval notation, we have: B=(-∞,1)∪(3,∞) Now we check the options by performing the set operations. Let's find B-A , which represents the elements present in B but not in A . We take the set B and remove any overlapping parts from A . Looking at the first part of B , which is (-∞,1) , we need to remove the interval [-4,-2] that belongs to A . Since the endpoints -4 and -2 are in A , they will be removed, leaving open brackets. This breaks the remaining interval into: (-∞,-4)∪(-2,1) Next, looking at the second part of B , which is (3,∞) , we need to remove the elements from A that overlap here. The set A contains [2,4] . Removing this portion from (3,∞) cuts off everything up to 4 . Since 4 is in A , it is removed, so we use an open bracket starting from 4 : (4,∞) Combining these remaining parts together, we get: B-A=(-∞,-4)∪(-2,1)∪(4,∞) This exactly matches Option B. Option B is the correct choice.</w:t>
             </w:r>
           </w:p>
         </w:tc>
